--- a/server/uploads/resume.docx
+++ b/server/uploads/resume.docx
@@ -438,147 +438,22 @@
         <w:rPr>
           <w:rFonts w:asciiTheme="majorHAnsi" w:hAnsiTheme="majorHAnsi"/>
         </w:rPr>
-        <w:t>I’m</w:t>
-      </w:r>
-      <w:r>
-        <w:rPr>
-          <w:rFonts w:asciiTheme="majorHAnsi" w:hAnsiTheme="majorHAnsi"/>
-          <w:spacing w:val="15"/>
-        </w:rPr>
-        <w:t xml:space="preserve"> </w:t>
-      </w:r>
-      <w:r>
-        <w:rPr>
-          <w:rFonts w:asciiTheme="majorHAnsi" w:hAnsiTheme="majorHAnsi"/>
-        </w:rPr>
-        <w:t>a B.</w:t>
-      </w:r>
-      <w:r>
-        <w:rPr>
-          <w:rFonts w:asciiTheme="majorHAnsi" w:hAnsiTheme="majorHAnsi"/>
-        </w:rPr>
-        <w:t xml:space="preserve"> </w:t>
-      </w:r>
-      <w:r>
-        <w:rPr>
-          <w:rFonts w:asciiTheme="majorHAnsi" w:hAnsiTheme="majorHAnsi"/>
-        </w:rPr>
-        <w:t>Tech CSE student with a passion for Machine Learning, Data Science,</w:t>
-      </w:r>
-      <w:r>
-        <w:rPr>
-          <w:rFonts w:asciiTheme="majorHAnsi" w:hAnsiTheme="majorHAnsi"/>
-          <w:spacing w:val="15"/>
-        </w:rPr>
-        <w:t xml:space="preserve"> </w:t>
-      </w:r>
-      <w:r>
-        <w:rPr>
-          <w:rFonts w:asciiTheme="majorHAnsi" w:hAnsiTheme="majorHAnsi"/>
-        </w:rPr>
-        <w:t>and</w:t>
-      </w:r>
-      <w:r>
-        <w:rPr>
-          <w:rFonts w:asciiTheme="majorHAnsi" w:hAnsiTheme="majorHAnsi"/>
-          <w:spacing w:val="15"/>
-        </w:rPr>
-        <w:t xml:space="preserve"> </w:t>
-      </w:r>
-      <w:r>
-        <w:rPr>
-          <w:rFonts w:asciiTheme="majorHAnsi" w:hAnsiTheme="majorHAnsi"/>
-        </w:rPr>
-        <w:t>Web</w:t>
-      </w:r>
-      <w:r>
-        <w:rPr>
-          <w:rFonts w:asciiTheme="majorHAnsi" w:hAnsiTheme="majorHAnsi"/>
-          <w:spacing w:val="15"/>
-        </w:rPr>
-        <w:t xml:space="preserve"> </w:t>
-      </w:r>
-      <w:r>
-        <w:rPr>
-          <w:rFonts w:asciiTheme="majorHAnsi" w:hAnsiTheme="majorHAnsi"/>
-        </w:rPr>
-        <w:t>Development.</w:t>
-      </w:r>
-      <w:r>
-        <w:rPr>
-          <w:rFonts w:asciiTheme="majorHAnsi" w:hAnsiTheme="majorHAnsi"/>
-          <w:spacing w:val="29"/>
-        </w:rPr>
-        <w:t xml:space="preserve"> </w:t>
-      </w:r>
-      <w:r>
-        <w:rPr>
-          <w:rFonts w:asciiTheme="majorHAnsi" w:hAnsiTheme="majorHAnsi"/>
-        </w:rPr>
-        <w:t>I</w:t>
-      </w:r>
-      <w:r>
-        <w:rPr>
-          <w:rFonts w:asciiTheme="majorHAnsi" w:hAnsiTheme="majorHAnsi"/>
-          <w:spacing w:val="15"/>
-        </w:rPr>
-        <w:t xml:space="preserve"> </w:t>
-      </w:r>
-      <w:r>
-        <w:rPr>
-          <w:rFonts w:asciiTheme="majorHAnsi" w:hAnsiTheme="majorHAnsi"/>
-        </w:rPr>
-        <w:t>enjoy coding, front-end development, and working with databases.</w:t>
-      </w:r>
-      <w:r>
-        <w:rPr>
-          <w:rFonts w:asciiTheme="majorHAnsi" w:hAnsiTheme="majorHAnsi"/>
-          <w:spacing w:val="33"/>
-        </w:rPr>
-        <w:t xml:space="preserve"> </w:t>
-      </w:r>
-      <w:r>
-        <w:rPr>
-          <w:rFonts w:asciiTheme="majorHAnsi" w:hAnsiTheme="majorHAnsi"/>
-        </w:rPr>
-        <w:t>Always eager to learn, I’ve gained hands-on experience through</w:t>
-      </w:r>
-      <w:r>
-        <w:rPr>
-          <w:rFonts w:asciiTheme="majorHAnsi" w:hAnsiTheme="majorHAnsi"/>
-          <w:spacing w:val="40"/>
-        </w:rPr>
-        <w:t xml:space="preserve"> </w:t>
-      </w:r>
-      <w:r>
-        <w:rPr>
-          <w:rFonts w:asciiTheme="majorHAnsi" w:hAnsiTheme="majorHAnsi"/>
-        </w:rPr>
-        <w:t>projects and hackathons.</w:t>
-      </w:r>
-      <w:r>
-        <w:rPr>
-          <w:rFonts w:asciiTheme="majorHAnsi" w:hAnsiTheme="majorHAnsi"/>
-          <w:spacing w:val="40"/>
-        </w:rPr>
-        <w:t xml:space="preserve"> </w:t>
-      </w:r>
-      <w:r>
-        <w:rPr>
-          <w:rFonts w:asciiTheme="majorHAnsi" w:hAnsiTheme="majorHAnsi"/>
-        </w:rPr>
-        <w:t>With strong problem-solving skills, I’m excited about building innovative tech solutions.</w:t>
-      </w:r>
-    </w:p>
-    <w:p>
-      <w:pPr>
-        <w:pStyle w:val="BodyText"/>
-        <w:spacing w:before="193" w:line="244" w:lineRule="auto"/>
-        <w:ind w:left="72" w:firstLine="0"/>
-        <w:rPr>
-          <w:rFonts w:asciiTheme="majorHAnsi" w:hAnsiTheme="majorHAnsi"/>
-        </w:rPr>
-      </w:pPr>
+        <w:t xml:space="preserve">I am a </w:t>
+      </w:r>
+      <w:proofErr w:type="spellStart"/>
+      <w:r>
+        <w:rPr>
+          <w:rFonts w:asciiTheme="majorHAnsi" w:hAnsiTheme="majorHAnsi"/>
+        </w:rPr>
+        <w:t>B.Tech</w:t>
+      </w:r>
+      <w:proofErr w:type="spellEnd"/>
+      <w:r>
+        <w:rPr>
+          <w:rFonts w:asciiTheme="majorHAnsi" w:hAnsiTheme="majorHAnsi"/>
+        </w:rPr>
+        <w:t xml:space="preserve"> CSE student with a passion for Cybersecurity, Backend Development, and Web Development. I enjoy coding, working on both backend and frontend systems, and managing databases. Always eager to learn, I have gained hands-on experience through projects and hackathons. With strong problem-solving skills, I am excited about building innovative tech solutions.</w:t>
+      </w:r>
     </w:p>
     <w:p>
       <w:pPr>
@@ -1079,23 +954,7 @@
                 <w:rFonts w:asciiTheme="majorHAnsi" w:hAnsiTheme="majorHAnsi"/>
                 <w:spacing w:val="-2"/>
               </w:rPr>
-              <w:t xml:space="preserve">Class </w:t>
-            </w:r>
-            <w:proofErr w:type="gramStart"/>
-            <w:r>
-              <w:rPr>
-                <w:rFonts w:asciiTheme="majorHAnsi" w:hAnsiTheme="majorHAnsi"/>
-                <w:spacing w:val="-2"/>
-              </w:rPr>
-              <w:t>X ,</w:t>
-            </w:r>
-            <w:proofErr w:type="gramEnd"/>
-            <w:r>
-              <w:rPr>
-                <w:rFonts w:asciiTheme="majorHAnsi" w:hAnsiTheme="majorHAnsi"/>
-                <w:spacing w:val="-2"/>
-              </w:rPr>
-              <w:t xml:space="preserve"> BOARD</w:t>
+              <w:t>Class X , BOARD</w:t>
             </w:r>
           </w:p>
         </w:tc>
@@ -1316,7 +1175,7 @@
           <w:color w:val="0D6D54"/>
           <w:spacing w:val="-2"/>
         </w:rPr>
-        <w:t>nternships &amp; Experienc</w:t>
+        <w:t>nternships Experienc</w:t>
       </w:r>
       <w:r>
         <w:rPr>
@@ -1374,40 +1233,7 @@
           <w:spacing w:val="-2"/>
           <w:sz w:val="20"/>
         </w:rPr>
-        <w:t xml:space="preserve">Intern at, AI Shipshape, (Reading, UK United </w:t>
-      </w:r>
-      <w:proofErr w:type="gramStart"/>
-      <w:r>
-        <w:rPr>
-          <w:rFonts w:asciiTheme="majorHAnsi" w:hAnsiTheme="majorHAnsi"/>
-          <w:b/>
-          <w:bCs/>
-          <w:spacing w:val="-2"/>
-          <w:sz w:val="20"/>
-        </w:rPr>
-        <w:t xml:space="preserve">Kingdom)   </w:t>
-      </w:r>
-      <w:proofErr w:type="gramEnd"/>
-      <w:r>
-        <w:rPr>
-          <w:rFonts w:asciiTheme="majorHAnsi" w:hAnsiTheme="majorHAnsi"/>
-          <w:b/>
-          <w:bCs/>
-          <w:spacing w:val="-2"/>
-          <w:sz w:val="20"/>
-        </w:rPr>
-        <w:t xml:space="preserve">                                                                                    </w:t>
-      </w:r>
-      <w:proofErr w:type="gramStart"/>
-      <w:r>
-        <w:rPr>
-          <w:rFonts w:asciiTheme="majorHAnsi" w:hAnsiTheme="majorHAnsi"/>
-          <w:b/>
-          <w:bCs/>
-          <w:spacing w:val="-2"/>
-          <w:sz w:val="20"/>
-        </w:rPr>
-        <w:t xml:space="preserve">   </w:t>
+        <w:t xml:space="preserve">Intern at, AI Shipshape, (Reading, UK United Kingdom)                                                                                      </w:t>
       </w:r>
       <w:r>
         <w:rPr>
@@ -1417,7 +1243,6 @@
         </w:rPr>
         <w:t>(</w:t>
       </w:r>
-      <w:proofErr w:type="gramEnd"/>
       <w:r>
         <w:rPr>
           <w:rFonts w:asciiTheme="majorHAnsi" w:hAnsiTheme="majorHAnsi"/>
@@ -1540,574 +1365,6 @@
         </w:rPr>
         <w:t>, improving layout, usability, and visual consistency.</w:t>
       </w:r>
-    </w:p>
-    <w:p>
-      <w:pPr>
-        <w:tabs>
-          <w:tab w:val="left" w:pos="7765"/>
-        </w:tabs>
-        <w:spacing w:before="143"/>
-        <w:ind w:left="71"/>
-        <w:rPr>
-          <w:rFonts w:asciiTheme="majorHAnsi" w:hAnsiTheme="majorHAnsi"/>
-          <w:b/>
-          <w:spacing w:val="-2"/>
-          <w:sz w:val="20"/>
-        </w:rPr>
-      </w:pPr>
-      <w:r>
-        <w:rPr>
-          <w:rFonts w:asciiTheme="majorHAnsi" w:hAnsiTheme="majorHAnsi"/>
-          <w:b/>
-          <w:bCs/>
-          <w:spacing w:val="-2"/>
-          <w:sz w:val="20"/>
-        </w:rPr>
-        <w:t>Smart India Hackathon (SIH) 2024</w:t>
-      </w:r>
-      <w:r>
-        <w:rPr>
-          <w:rFonts w:asciiTheme="majorHAnsi" w:hAnsiTheme="majorHAnsi"/>
-          <w:b/>
-          <w:spacing w:val="-2"/>
-          <w:sz w:val="20"/>
-        </w:rPr>
-        <w:t xml:space="preserve"> – Participant</w:t>
-      </w:r>
-      <w:r>
-        <w:rPr>
-          <w:rFonts w:asciiTheme="majorHAnsi" w:hAnsiTheme="majorHAnsi"/>
-          <w:b/>
-          <w:spacing w:val="-2"/>
-          <w:sz w:val="20"/>
-        </w:rPr>
-        <w:t xml:space="preserve"> </w:t>
-      </w:r>
-    </w:p>
-    <w:p>
-      <w:pPr>
-        <w:numPr>
-          <w:ilvl w:val="0"/>
-          <w:numId w:val="2"/>
-        </w:numPr>
-        <w:tabs>
-          <w:tab w:val="left" w:pos="7765"/>
-        </w:tabs>
-        <w:spacing w:before="143"/>
-        <w:rPr>
-          <w:rFonts w:asciiTheme="majorHAnsi" w:hAnsiTheme="majorHAnsi"/>
-          <w:bCs/>
-          <w:spacing w:val="-2"/>
-          <w:sz w:val="20"/>
-        </w:rPr>
-      </w:pPr>
-      <w:r>
-        <w:rPr>
-          <w:rFonts w:asciiTheme="majorHAnsi" w:hAnsiTheme="majorHAnsi"/>
-          <w:bCs/>
-          <w:spacing w:val="-2"/>
-          <w:sz w:val="20"/>
-        </w:rPr>
-        <w:t>Collaborated with senior teammates to develop a tech-driven solution for a real-world problem statement provided by the ministry/organization.</w:t>
-      </w:r>
-    </w:p>
-    <w:p>
-      <w:pPr>
-        <w:tabs>
-          <w:tab w:val="left" w:pos="7765"/>
-        </w:tabs>
-        <w:spacing w:before="143"/>
-        <w:ind w:left="71"/>
-        <w:rPr>
-          <w:rFonts w:asciiTheme="majorHAnsi" w:hAnsiTheme="majorHAnsi"/>
-          <w:i/>
-          <w:sz w:val="20"/>
-        </w:rPr>
-      </w:pPr>
-      <w:r>
-        <w:rPr>
-          <w:rFonts w:asciiTheme="majorHAnsi" w:hAnsiTheme="majorHAnsi"/>
-          <w:b/>
-          <w:sz w:val="20"/>
-        </w:rPr>
-        <w:t>Hack</w:t>
-      </w:r>
-      <w:r>
-        <w:rPr>
-          <w:rFonts w:asciiTheme="majorHAnsi" w:hAnsiTheme="majorHAnsi"/>
-          <w:b/>
-          <w:spacing w:val="16"/>
-          <w:sz w:val="20"/>
-        </w:rPr>
-        <w:t xml:space="preserve"> </w:t>
-      </w:r>
-      <w:r>
-        <w:rPr>
-          <w:rFonts w:asciiTheme="majorHAnsi" w:hAnsiTheme="majorHAnsi"/>
-          <w:b/>
-          <w:sz w:val="20"/>
-        </w:rPr>
-        <w:t>JKLU</w:t>
-      </w:r>
-      <w:r>
-        <w:rPr>
-          <w:rFonts w:asciiTheme="majorHAnsi" w:hAnsiTheme="majorHAnsi"/>
-          <w:b/>
-          <w:spacing w:val="17"/>
-          <w:sz w:val="20"/>
-        </w:rPr>
-        <w:t xml:space="preserve"> </w:t>
-      </w:r>
-      <w:r>
-        <w:rPr>
-          <w:rFonts w:asciiTheme="majorHAnsi" w:hAnsiTheme="majorHAnsi"/>
-          <w:b/>
-          <w:sz w:val="20"/>
-        </w:rPr>
-        <w:t>4</w:t>
-      </w:r>
-      <w:r>
-        <w:rPr>
-          <w:rFonts w:asciiTheme="majorHAnsi" w:hAnsiTheme="majorHAnsi"/>
-          <w:b/>
-          <w:sz w:val="20"/>
-        </w:rPr>
-        <w:t>.0</w:t>
-      </w:r>
-      <w:r>
-        <w:rPr>
-          <w:rFonts w:asciiTheme="majorHAnsi" w:hAnsiTheme="majorHAnsi"/>
-          <w:b/>
-          <w:spacing w:val="17"/>
-          <w:sz w:val="20"/>
-        </w:rPr>
-        <w:t xml:space="preserve"> </w:t>
-      </w:r>
-      <w:r>
-        <w:rPr>
-          <w:rFonts w:asciiTheme="majorHAnsi" w:hAnsiTheme="majorHAnsi"/>
-          <w:b/>
-          <w:sz w:val="20"/>
-        </w:rPr>
-        <w:t>–</w:t>
-      </w:r>
-      <w:r>
-        <w:rPr>
-          <w:rFonts w:asciiTheme="majorHAnsi" w:hAnsiTheme="majorHAnsi"/>
-          <w:b/>
-          <w:spacing w:val="17"/>
-          <w:sz w:val="20"/>
-        </w:rPr>
-        <w:t xml:space="preserve"> </w:t>
-      </w:r>
-      <w:r>
-        <w:rPr>
-          <w:rFonts w:asciiTheme="majorHAnsi" w:hAnsiTheme="majorHAnsi"/>
-          <w:b/>
-          <w:spacing w:val="-2"/>
-          <w:sz w:val="20"/>
-        </w:rPr>
-        <w:t>Participant</w:t>
-      </w:r>
-      <w:r>
-        <w:rPr>
-          <w:rFonts w:asciiTheme="majorHAnsi" w:hAnsiTheme="majorHAnsi"/>
-          <w:b/>
-          <w:sz w:val="20"/>
-        </w:rPr>
-        <w:t xml:space="preserve">                                                                                                            </w:t>
-      </w:r>
-      <w:proofErr w:type="gramStart"/>
-      <w:r>
-        <w:rPr>
-          <w:rFonts w:asciiTheme="majorHAnsi" w:hAnsiTheme="majorHAnsi"/>
-          <w:b/>
-          <w:sz w:val="20"/>
-        </w:rPr>
-        <w:t xml:space="preserve">   </w:t>
-      </w:r>
-      <w:r>
-        <w:rPr>
-          <w:rFonts w:asciiTheme="majorHAnsi" w:hAnsiTheme="majorHAnsi"/>
-          <w:bCs/>
-          <w:sz w:val="20"/>
-        </w:rPr>
-        <w:t>(</w:t>
-      </w:r>
-      <w:proofErr w:type="gramEnd"/>
-      <w:r>
-        <w:rPr>
-          <w:rFonts w:asciiTheme="majorHAnsi" w:hAnsiTheme="majorHAnsi"/>
-          <w:sz w:val="20"/>
-        </w:rPr>
-        <w:t>March</w:t>
-      </w:r>
-      <w:r>
-        <w:rPr>
-          <w:rFonts w:asciiTheme="majorHAnsi" w:hAnsiTheme="majorHAnsi"/>
-          <w:spacing w:val="16"/>
-          <w:sz w:val="20"/>
-        </w:rPr>
-        <w:t xml:space="preserve"> </w:t>
-      </w:r>
-      <w:r>
-        <w:rPr>
-          <w:rFonts w:asciiTheme="majorHAnsi" w:hAnsiTheme="majorHAnsi"/>
-          <w:sz w:val="20"/>
-        </w:rPr>
-        <w:t>202</w:t>
-      </w:r>
-      <w:r>
-        <w:rPr>
-          <w:rFonts w:asciiTheme="majorHAnsi" w:hAnsiTheme="majorHAnsi"/>
-          <w:sz w:val="20"/>
-        </w:rPr>
-        <w:t>5</w:t>
-      </w:r>
-      <w:r>
-        <w:rPr>
-          <w:rFonts w:asciiTheme="majorHAnsi" w:hAnsiTheme="majorHAnsi"/>
-          <w:spacing w:val="16"/>
-          <w:sz w:val="20"/>
-        </w:rPr>
-        <w:t xml:space="preserve"> </w:t>
-      </w:r>
-      <w:r>
-        <w:rPr>
-          <w:rFonts w:asciiTheme="majorHAnsi" w:hAnsiTheme="majorHAnsi"/>
-          <w:i/>
-          <w:sz w:val="20"/>
-        </w:rPr>
-        <w:t>-</w:t>
-      </w:r>
-      <w:r>
-        <w:rPr>
-          <w:rFonts w:asciiTheme="majorHAnsi" w:hAnsiTheme="majorHAnsi"/>
-          <w:i/>
-          <w:spacing w:val="17"/>
-          <w:sz w:val="20"/>
-        </w:rPr>
-        <w:t xml:space="preserve"> </w:t>
-      </w:r>
-      <w:r>
-        <w:rPr>
-          <w:rFonts w:asciiTheme="majorHAnsi" w:hAnsiTheme="majorHAnsi"/>
-          <w:i/>
-          <w:sz w:val="20"/>
-        </w:rPr>
-        <w:t>JK</w:t>
-      </w:r>
-      <w:r>
-        <w:rPr>
-          <w:rFonts w:asciiTheme="majorHAnsi" w:hAnsiTheme="majorHAnsi"/>
-          <w:i/>
-          <w:spacing w:val="16"/>
-          <w:sz w:val="20"/>
-        </w:rPr>
-        <w:t xml:space="preserve"> </w:t>
-      </w:r>
-      <w:proofErr w:type="spellStart"/>
-      <w:r>
-        <w:rPr>
-          <w:rFonts w:asciiTheme="majorHAnsi" w:hAnsiTheme="majorHAnsi"/>
-          <w:i/>
-          <w:sz w:val="20"/>
-        </w:rPr>
-        <w:t>Lakshmipat</w:t>
-      </w:r>
-      <w:proofErr w:type="spellEnd"/>
-      <w:r>
-        <w:rPr>
-          <w:rFonts w:asciiTheme="majorHAnsi" w:hAnsiTheme="majorHAnsi"/>
-          <w:i/>
-          <w:spacing w:val="17"/>
-          <w:sz w:val="20"/>
-        </w:rPr>
-        <w:t xml:space="preserve"> </w:t>
-      </w:r>
-      <w:r>
-        <w:rPr>
-          <w:rFonts w:asciiTheme="majorHAnsi" w:hAnsiTheme="majorHAnsi"/>
-          <w:i/>
-          <w:spacing w:val="-2"/>
-          <w:sz w:val="20"/>
-        </w:rPr>
-        <w:t>University</w:t>
-      </w:r>
-      <w:r>
-        <w:rPr>
-          <w:rFonts w:asciiTheme="majorHAnsi" w:hAnsiTheme="majorHAnsi"/>
-          <w:i/>
-          <w:spacing w:val="-2"/>
-          <w:sz w:val="20"/>
-        </w:rPr>
-        <w:t>)</w:t>
-      </w:r>
-    </w:p>
-    <w:p>
-      <w:pPr>
-        <w:pStyle w:val="ListParagraph"/>
-        <w:numPr>
-          <w:ilvl w:val="0"/>
-          <w:numId w:val="1"/>
-        </w:numPr>
-        <w:tabs>
-          <w:tab w:val="left" w:pos="568"/>
-        </w:tabs>
-        <w:spacing w:before="143"/>
-        <w:ind w:left="568" w:hanging="216"/>
-        <w:rPr>
-          <w:rFonts w:asciiTheme="majorHAnsi" w:hAnsiTheme="majorHAnsi"/>
-          <w:sz w:val="20"/>
-        </w:rPr>
-      </w:pPr>
-      <w:r>
-        <w:rPr>
-          <w:rFonts w:asciiTheme="majorHAnsi" w:hAnsiTheme="majorHAnsi"/>
-          <w:sz w:val="20"/>
-        </w:rPr>
-        <w:t>Participated</w:t>
-      </w:r>
-      <w:r>
-        <w:rPr>
-          <w:rFonts w:asciiTheme="majorHAnsi" w:hAnsiTheme="majorHAnsi"/>
-          <w:spacing w:val="7"/>
-          <w:sz w:val="20"/>
-        </w:rPr>
-        <w:t xml:space="preserve"> </w:t>
-      </w:r>
-      <w:r>
-        <w:rPr>
-          <w:rFonts w:asciiTheme="majorHAnsi" w:hAnsiTheme="majorHAnsi"/>
-          <w:sz w:val="20"/>
-        </w:rPr>
-        <w:t>with</w:t>
-      </w:r>
-      <w:r>
-        <w:rPr>
-          <w:rFonts w:asciiTheme="majorHAnsi" w:hAnsiTheme="majorHAnsi"/>
-          <w:spacing w:val="8"/>
-          <w:sz w:val="20"/>
-        </w:rPr>
-        <w:t xml:space="preserve"> </w:t>
-      </w:r>
-      <w:r>
-        <w:rPr>
-          <w:rFonts w:asciiTheme="majorHAnsi" w:hAnsiTheme="majorHAnsi"/>
-          <w:sz w:val="20"/>
-        </w:rPr>
-        <w:t>a</w:t>
-      </w:r>
-      <w:r>
-        <w:rPr>
-          <w:rFonts w:asciiTheme="majorHAnsi" w:hAnsiTheme="majorHAnsi"/>
-          <w:spacing w:val="7"/>
-          <w:sz w:val="20"/>
-        </w:rPr>
-        <w:t xml:space="preserve"> </w:t>
-      </w:r>
-      <w:r>
-        <w:rPr>
-          <w:rFonts w:asciiTheme="majorHAnsi" w:hAnsiTheme="majorHAnsi"/>
-          <w:sz w:val="20"/>
-        </w:rPr>
-        <w:t>team</w:t>
-      </w:r>
-      <w:r>
-        <w:rPr>
-          <w:rFonts w:asciiTheme="majorHAnsi" w:hAnsiTheme="majorHAnsi"/>
-          <w:spacing w:val="8"/>
-          <w:sz w:val="20"/>
-        </w:rPr>
-        <w:t xml:space="preserve"> </w:t>
-      </w:r>
-      <w:r>
-        <w:rPr>
-          <w:rFonts w:asciiTheme="majorHAnsi" w:hAnsiTheme="majorHAnsi"/>
-          <w:sz w:val="20"/>
-        </w:rPr>
-        <w:t>and</w:t>
-      </w:r>
-      <w:r>
-        <w:rPr>
-          <w:rFonts w:asciiTheme="majorHAnsi" w:hAnsiTheme="majorHAnsi"/>
-          <w:spacing w:val="7"/>
-          <w:sz w:val="20"/>
-        </w:rPr>
-        <w:t xml:space="preserve"> </w:t>
-      </w:r>
-      <w:r>
-        <w:rPr>
-          <w:rFonts w:asciiTheme="majorHAnsi" w:hAnsiTheme="majorHAnsi"/>
-          <w:sz w:val="20"/>
-        </w:rPr>
-        <w:t>worked</w:t>
-      </w:r>
-      <w:r>
-        <w:rPr>
-          <w:rFonts w:asciiTheme="majorHAnsi" w:hAnsiTheme="majorHAnsi"/>
-          <w:spacing w:val="8"/>
-          <w:sz w:val="20"/>
-        </w:rPr>
-        <w:t xml:space="preserve"> </w:t>
-      </w:r>
-      <w:r>
-        <w:rPr>
-          <w:rFonts w:asciiTheme="majorHAnsi" w:hAnsiTheme="majorHAnsi"/>
-          <w:sz w:val="20"/>
-        </w:rPr>
-        <w:t>intensively</w:t>
-      </w:r>
-      <w:r>
-        <w:rPr>
-          <w:rFonts w:asciiTheme="majorHAnsi" w:hAnsiTheme="majorHAnsi"/>
-          <w:spacing w:val="7"/>
-          <w:sz w:val="20"/>
-        </w:rPr>
-        <w:t xml:space="preserve"> </w:t>
-      </w:r>
-      <w:r>
-        <w:rPr>
-          <w:rFonts w:asciiTheme="majorHAnsi" w:hAnsiTheme="majorHAnsi"/>
-          <w:sz w:val="20"/>
-        </w:rPr>
-        <w:t>on</w:t>
-      </w:r>
-      <w:r>
-        <w:rPr>
-          <w:rFonts w:asciiTheme="majorHAnsi" w:hAnsiTheme="majorHAnsi"/>
-          <w:spacing w:val="8"/>
-          <w:sz w:val="20"/>
-        </w:rPr>
-        <w:t xml:space="preserve"> </w:t>
-      </w:r>
-      <w:r>
-        <w:rPr>
-          <w:rFonts w:asciiTheme="majorHAnsi" w:hAnsiTheme="majorHAnsi"/>
-          <w:sz w:val="20"/>
-        </w:rPr>
-        <w:t>a</w:t>
-      </w:r>
-      <w:r>
-        <w:rPr>
-          <w:rFonts w:asciiTheme="majorHAnsi" w:hAnsiTheme="majorHAnsi"/>
-          <w:spacing w:val="7"/>
-          <w:sz w:val="20"/>
-        </w:rPr>
-        <w:t xml:space="preserve"> </w:t>
-      </w:r>
-      <w:r>
-        <w:rPr>
-          <w:rFonts w:asciiTheme="majorHAnsi" w:hAnsiTheme="majorHAnsi"/>
-          <w:sz w:val="20"/>
-        </w:rPr>
-        <w:t>web-based</w:t>
-      </w:r>
-      <w:r>
-        <w:rPr>
-          <w:rFonts w:asciiTheme="majorHAnsi" w:hAnsiTheme="majorHAnsi"/>
-          <w:spacing w:val="8"/>
-          <w:sz w:val="20"/>
-        </w:rPr>
-        <w:t xml:space="preserve"> </w:t>
-      </w:r>
-      <w:r>
-        <w:rPr>
-          <w:rFonts w:asciiTheme="majorHAnsi" w:hAnsiTheme="majorHAnsi"/>
-          <w:sz w:val="20"/>
-        </w:rPr>
-        <w:t>college</w:t>
-      </w:r>
-      <w:r>
-        <w:rPr>
-          <w:rFonts w:asciiTheme="majorHAnsi" w:hAnsiTheme="majorHAnsi"/>
-          <w:spacing w:val="7"/>
-          <w:sz w:val="20"/>
-        </w:rPr>
-        <w:t xml:space="preserve"> </w:t>
-      </w:r>
-      <w:r>
-        <w:rPr>
-          <w:rFonts w:asciiTheme="majorHAnsi" w:hAnsiTheme="majorHAnsi"/>
-          <w:sz w:val="20"/>
-        </w:rPr>
-        <w:t>management</w:t>
-      </w:r>
-      <w:r>
-        <w:rPr>
-          <w:rFonts w:asciiTheme="majorHAnsi" w:hAnsiTheme="majorHAnsi"/>
-          <w:spacing w:val="8"/>
-          <w:sz w:val="20"/>
-        </w:rPr>
-        <w:t xml:space="preserve"> </w:t>
-      </w:r>
-      <w:r>
-        <w:rPr>
-          <w:rFonts w:asciiTheme="majorHAnsi" w:hAnsiTheme="majorHAnsi"/>
-          <w:sz w:val="20"/>
-        </w:rPr>
-        <w:t>system</w:t>
-      </w:r>
-      <w:r>
-        <w:rPr>
-          <w:rFonts w:asciiTheme="majorHAnsi" w:hAnsiTheme="majorHAnsi"/>
-          <w:spacing w:val="7"/>
-          <w:sz w:val="20"/>
-        </w:rPr>
-        <w:t xml:space="preserve"> </w:t>
-      </w:r>
-      <w:r>
-        <w:rPr>
-          <w:rFonts w:asciiTheme="majorHAnsi" w:hAnsiTheme="majorHAnsi"/>
-          <w:sz w:val="20"/>
-        </w:rPr>
-        <w:t>for</w:t>
-      </w:r>
-      <w:r>
-        <w:rPr>
-          <w:rFonts w:asciiTheme="majorHAnsi" w:hAnsiTheme="majorHAnsi"/>
-          <w:spacing w:val="8"/>
-          <w:sz w:val="20"/>
-        </w:rPr>
-        <w:t xml:space="preserve"> </w:t>
-      </w:r>
-      <w:r>
-        <w:rPr>
-          <w:rFonts w:asciiTheme="majorHAnsi" w:hAnsiTheme="majorHAnsi"/>
-          <w:sz w:val="20"/>
-        </w:rPr>
-        <w:t>three</w:t>
-      </w:r>
-      <w:r>
-        <w:rPr>
-          <w:rFonts w:asciiTheme="majorHAnsi" w:hAnsiTheme="majorHAnsi"/>
-          <w:spacing w:val="7"/>
-          <w:sz w:val="20"/>
-        </w:rPr>
-        <w:t xml:space="preserve"> </w:t>
-      </w:r>
-      <w:r>
-        <w:rPr>
-          <w:rFonts w:asciiTheme="majorHAnsi" w:hAnsiTheme="majorHAnsi"/>
-          <w:spacing w:val="-2"/>
-          <w:sz w:val="20"/>
-        </w:rPr>
-        <w:t>days.</w:t>
-      </w:r>
-    </w:p>
-    <w:p>
-      <w:pPr>
-        <w:pStyle w:val="ListParagraph"/>
-        <w:tabs>
-          <w:tab w:val="left" w:pos="568"/>
-        </w:tabs>
-        <w:spacing w:before="143"/>
-        <w:ind w:firstLine="0"/>
-        <w:rPr>
-          <w:rFonts w:asciiTheme="majorHAnsi" w:hAnsiTheme="majorHAnsi"/>
-          <w:sz w:val="20"/>
-        </w:rPr>
-      </w:pPr>
     </w:p>
     <w:p>
       <w:pPr>
@@ -2301,23 +1558,17 @@
           <w:bCs w:val="0"/>
           <w:spacing w:val="-2"/>
         </w:rPr>
-        <w:t>Integrated a machine-learning sequence model (transformer-based) to identify abnormal usage patterns beyond simple request counting.</w:t>
-      </w:r>
-    </w:p>
-    <w:p>
-      <w:pPr>
-        <w:pStyle w:val="Heading2"/>
-        <w:numPr>
-          <w:ilvl w:val="0"/>
-          <w:numId w:val="8"/>
-        </w:numPr>
+        <w:t>Integrated a machine-learning sequence model (transformer-based) to identify abnormal usage patterns beyond simple request counting</w:t>
+      </w:r>
+      <w:r>
         <w:rPr>
           <w:rFonts w:asciiTheme="majorHAnsi" w:hAnsiTheme="majorHAnsi"/>
           <w:b w:val="0"/>
           <w:bCs w:val="0"/>
           <w:spacing w:val="-2"/>
         </w:rPr>
-      </w:pPr>
+        <w:t xml:space="preserve"> and </w:t>
+      </w:r>
       <w:r>
         <w:rPr>
           <w:rFonts w:asciiTheme="majorHAnsi" w:hAnsiTheme="majorHAnsi"/>
@@ -2325,16 +1576,22 @@
           <w:bCs w:val="0"/>
           <w:spacing w:val="-2"/>
         </w:rPr>
-        <w:t>Implemented JWT-based authentication and severity-driven responses (warnings, response slowdowns, temporary blocks) to maintain system stability.</w:t>
+        <w:t>Implemented JWT-based authentication and severity-driven responses</w:t>
+      </w:r>
+      <w:r>
+        <w:rPr>
+          <w:rFonts w:asciiTheme="majorHAnsi" w:hAnsiTheme="majorHAnsi"/>
+          <w:b w:val="0"/>
+          <w:bCs w:val="0"/>
+          <w:spacing w:val="-2"/>
+        </w:rPr>
+        <w:t>.</w:t>
       </w:r>
     </w:p>
     <w:p>
       <w:pPr>
         <w:pStyle w:val="Heading2"/>
-        <w:numPr>
-          <w:ilvl w:val="0"/>
-          <w:numId w:val="8"/>
-        </w:numPr>
+        <w:ind w:left="720"/>
         <w:rPr>
           <w:rFonts w:asciiTheme="majorHAnsi" w:hAnsiTheme="majorHAnsi"/>
           <w:b w:val="0"/>
@@ -2474,15 +1731,6 @@
           <w:spacing w:val="-2"/>
         </w:rPr>
       </w:pPr>
-    </w:p>
-    <w:p>
-      <w:pPr>
-        <w:pStyle w:val="Heading2"/>
-        <w:rPr>
-          <w:rFonts w:asciiTheme="majorHAnsi" w:hAnsiTheme="majorHAnsi"/>
-          <w:spacing w:val="-2"/>
-        </w:rPr>
-      </w:pPr>
       <w:r>
         <w:rPr>
           <w:rFonts w:asciiTheme="majorHAnsi" w:hAnsiTheme="majorHAnsi"/>
@@ -2536,7 +1784,43 @@
           <w:bCs w:val="0"/>
           <w:spacing w:val="-2"/>
         </w:rPr>
-        <w:t>Developed a solution that analyzed user profiles—aptitude, aspirations, abilities, and experience—to suggest optimal career paths using machine learning and rule-based logic.</w:t>
+        <w:t>Developed a solution that analyzed user profiles</w:t>
+      </w:r>
+      <w:r>
+        <w:rPr>
+          <w:rFonts w:asciiTheme="majorHAnsi" w:hAnsiTheme="majorHAnsi"/>
+          <w:b w:val="0"/>
+          <w:bCs w:val="0"/>
+          <w:spacing w:val="-2"/>
+        </w:rPr>
+        <w:t xml:space="preserve"> </w:t>
+      </w:r>
+      <w:r>
+        <w:rPr>
+          <w:rFonts w:asciiTheme="majorHAnsi" w:hAnsiTheme="majorHAnsi"/>
+          <w:b w:val="0"/>
+          <w:bCs w:val="0"/>
+          <w:spacing w:val="-2"/>
+        </w:rPr>
+        <w:t>aptitude, aspirations, abilities, and experience</w:t>
+      </w:r>
+      <w:r>
+        <w:rPr>
+          <w:rFonts w:asciiTheme="majorHAnsi" w:hAnsiTheme="majorHAnsi"/>
+          <w:b w:val="0"/>
+          <w:bCs w:val="0"/>
+          <w:spacing w:val="-2"/>
+        </w:rPr>
+        <w:t xml:space="preserve"> </w:t>
+      </w:r>
+      <w:r>
+        <w:rPr>
+          <w:rFonts w:asciiTheme="majorHAnsi" w:hAnsiTheme="majorHAnsi"/>
+          <w:b w:val="0"/>
+          <w:bCs w:val="0"/>
+          <w:spacing w:val="-2"/>
+        </w:rPr>
+        <w:t>to suggest optimal career paths using machine learning and rule-based logic.</w:t>
       </w:r>
     </w:p>
     <w:p>
@@ -2565,508 +1849,39 @@
     </w:p>
     <w:p>
       <w:pPr>
-        <w:pStyle w:val="Heading2"/>
-        <w:ind w:left="720"/>
-        <w:rPr>
-          <w:rFonts w:asciiTheme="majorHAnsi" w:hAnsiTheme="majorHAnsi"/>
-          <w:b w:val="0"/>
-          <w:bCs w:val="0"/>
-          <w:spacing w:val="-2"/>
-        </w:rPr>
-      </w:pPr>
-    </w:p>
-    <w:p>
-      <w:pPr>
-        <w:pStyle w:val="Heading2"/>
-        <w:rPr>
-          <w:rFonts w:asciiTheme="majorHAnsi" w:hAnsiTheme="majorHAnsi"/>
-        </w:rPr>
-      </w:pPr>
-      <w:r>
-        <w:rPr>
-          <w:rFonts w:asciiTheme="majorHAnsi" w:hAnsiTheme="majorHAnsi"/>
-        </w:rPr>
-        <w:t>Crowdsourced</w:t>
-      </w:r>
-      <w:r>
-        <w:rPr>
-          <w:rFonts w:asciiTheme="majorHAnsi" w:hAnsiTheme="majorHAnsi"/>
-          <w:spacing w:val="8"/>
-        </w:rPr>
-        <w:t xml:space="preserve"> </w:t>
-      </w:r>
-      <w:r>
-        <w:rPr>
-          <w:rFonts w:asciiTheme="majorHAnsi" w:hAnsiTheme="majorHAnsi"/>
-        </w:rPr>
-        <w:t>Platform</w:t>
-      </w:r>
-      <w:r>
-        <w:rPr>
-          <w:rFonts w:asciiTheme="majorHAnsi" w:hAnsiTheme="majorHAnsi"/>
-          <w:spacing w:val="8"/>
-        </w:rPr>
-        <w:t xml:space="preserve"> </w:t>
-      </w:r>
-      <w:r>
-        <w:rPr>
-          <w:rFonts w:asciiTheme="majorHAnsi" w:hAnsiTheme="majorHAnsi"/>
-        </w:rPr>
-        <w:t>–</w:t>
-      </w:r>
-      <w:r>
-        <w:rPr>
-          <w:rFonts w:asciiTheme="majorHAnsi" w:hAnsiTheme="majorHAnsi"/>
-          <w:spacing w:val="8"/>
-        </w:rPr>
-        <w:t xml:space="preserve"> </w:t>
-      </w:r>
-      <w:r>
-        <w:rPr>
-          <w:rFonts w:asciiTheme="majorHAnsi" w:hAnsiTheme="majorHAnsi"/>
-        </w:rPr>
-        <w:t>DBMS</w:t>
-      </w:r>
-      <w:r>
-        <w:rPr>
-          <w:rFonts w:asciiTheme="majorHAnsi" w:hAnsiTheme="majorHAnsi"/>
-          <w:spacing w:val="8"/>
-        </w:rPr>
-        <w:t xml:space="preserve"> </w:t>
-      </w:r>
-      <w:r>
-        <w:rPr>
-          <w:rFonts w:asciiTheme="majorHAnsi" w:hAnsiTheme="majorHAnsi"/>
-          <w:spacing w:val="-2"/>
-        </w:rPr>
-        <w:t>Project</w:t>
-      </w:r>
-    </w:p>
-    <w:p>
-      <w:pPr>
-        <w:pStyle w:val="ListParagraph"/>
-        <w:numPr>
-          <w:ilvl w:val="0"/>
-          <w:numId w:val="1"/>
-        </w:numPr>
         <w:tabs>
           <w:tab w:val="left" w:pos="568"/>
         </w:tabs>
-        <w:spacing w:before="142"/>
-        <w:ind w:left="568" w:hanging="216"/>
-        <w:rPr>
-          <w:rFonts w:asciiTheme="majorHAnsi" w:hAnsiTheme="majorHAnsi"/>
-          <w:sz w:val="20"/>
-        </w:rPr>
-      </w:pPr>
-      <w:r>
-        <w:rPr>
-          <w:rFonts w:asciiTheme="majorHAnsi" w:hAnsiTheme="majorHAnsi"/>
-          <w:sz w:val="20"/>
-        </w:rPr>
-        <w:t>Designed</w:t>
-      </w:r>
-      <w:r>
-        <w:rPr>
-          <w:rFonts w:asciiTheme="majorHAnsi" w:hAnsiTheme="majorHAnsi"/>
-          <w:spacing w:val="14"/>
-          <w:sz w:val="20"/>
-        </w:rPr>
-        <w:t xml:space="preserve"> </w:t>
-      </w:r>
-      <w:r>
-        <w:rPr>
-          <w:rFonts w:asciiTheme="majorHAnsi" w:hAnsiTheme="majorHAnsi"/>
-          <w:sz w:val="20"/>
-        </w:rPr>
-        <w:t>a</w:t>
-      </w:r>
-      <w:r>
-        <w:rPr>
-          <w:rFonts w:asciiTheme="majorHAnsi" w:hAnsiTheme="majorHAnsi"/>
-          <w:spacing w:val="15"/>
-          <w:sz w:val="20"/>
-        </w:rPr>
-        <w:t xml:space="preserve"> </w:t>
-      </w:r>
-      <w:r>
-        <w:rPr>
-          <w:rFonts w:asciiTheme="majorHAnsi" w:hAnsiTheme="majorHAnsi"/>
-          <w:sz w:val="20"/>
-        </w:rPr>
-        <w:t>full-stack</w:t>
-      </w:r>
-      <w:r>
-        <w:rPr>
-          <w:rFonts w:asciiTheme="majorHAnsi" w:hAnsiTheme="majorHAnsi"/>
-          <w:spacing w:val="15"/>
-          <w:sz w:val="20"/>
-        </w:rPr>
-        <w:t xml:space="preserve"> </w:t>
-      </w:r>
-      <w:r>
-        <w:rPr>
-          <w:rFonts w:asciiTheme="majorHAnsi" w:hAnsiTheme="majorHAnsi"/>
-          <w:sz w:val="20"/>
-        </w:rPr>
-        <w:t>platform</w:t>
-      </w:r>
-      <w:r>
-        <w:rPr>
-          <w:rFonts w:asciiTheme="majorHAnsi" w:hAnsiTheme="majorHAnsi"/>
-          <w:spacing w:val="14"/>
-          <w:sz w:val="20"/>
-        </w:rPr>
-        <w:t xml:space="preserve"> </w:t>
-      </w:r>
-      <w:r>
-        <w:rPr>
-          <w:rFonts w:asciiTheme="majorHAnsi" w:hAnsiTheme="majorHAnsi"/>
-          <w:sz w:val="20"/>
-        </w:rPr>
-        <w:t>using</w:t>
-      </w:r>
-      <w:r>
-        <w:rPr>
-          <w:rFonts w:asciiTheme="majorHAnsi" w:hAnsiTheme="majorHAnsi"/>
-          <w:spacing w:val="15"/>
-          <w:sz w:val="20"/>
-        </w:rPr>
-        <w:t xml:space="preserve"> </w:t>
-      </w:r>
-      <w:r>
-        <w:rPr>
-          <w:rFonts w:asciiTheme="majorHAnsi" w:hAnsiTheme="majorHAnsi"/>
-          <w:sz w:val="20"/>
-        </w:rPr>
-        <w:t>React</w:t>
-      </w:r>
-      <w:r>
-        <w:rPr>
-          <w:rFonts w:asciiTheme="majorHAnsi" w:hAnsiTheme="majorHAnsi"/>
-          <w:spacing w:val="15"/>
-          <w:sz w:val="20"/>
-        </w:rPr>
-        <w:t xml:space="preserve"> </w:t>
-      </w:r>
-      <w:r>
-        <w:rPr>
-          <w:rFonts w:asciiTheme="majorHAnsi" w:hAnsiTheme="majorHAnsi"/>
-          <w:sz w:val="20"/>
-        </w:rPr>
-        <w:t>and</w:t>
-      </w:r>
-      <w:r>
-        <w:rPr>
-          <w:rFonts w:asciiTheme="majorHAnsi" w:hAnsiTheme="majorHAnsi"/>
-          <w:spacing w:val="14"/>
-          <w:sz w:val="20"/>
-        </w:rPr>
-        <w:t xml:space="preserve"> </w:t>
-      </w:r>
-      <w:r>
-        <w:rPr>
-          <w:rFonts w:asciiTheme="majorHAnsi" w:hAnsiTheme="majorHAnsi"/>
-          <w:sz w:val="20"/>
-        </w:rPr>
-        <w:t>MySQL</w:t>
-      </w:r>
-      <w:r>
-        <w:rPr>
-          <w:rFonts w:asciiTheme="majorHAnsi" w:hAnsiTheme="majorHAnsi"/>
-          <w:spacing w:val="15"/>
-          <w:sz w:val="20"/>
-        </w:rPr>
-        <w:t xml:space="preserve"> </w:t>
-      </w:r>
-      <w:r>
-        <w:rPr>
-          <w:rFonts w:asciiTheme="majorHAnsi" w:hAnsiTheme="majorHAnsi"/>
-          <w:sz w:val="20"/>
-        </w:rPr>
-        <w:t>to</w:t>
-      </w:r>
-      <w:r>
-        <w:rPr>
-          <w:rFonts w:asciiTheme="majorHAnsi" w:hAnsiTheme="majorHAnsi"/>
-          <w:spacing w:val="15"/>
-          <w:sz w:val="20"/>
-        </w:rPr>
-        <w:t xml:space="preserve"> </w:t>
-      </w:r>
-      <w:r>
-        <w:rPr>
-          <w:rFonts w:asciiTheme="majorHAnsi" w:hAnsiTheme="majorHAnsi"/>
-          <w:sz w:val="20"/>
-        </w:rPr>
-        <w:t>manage</w:t>
-      </w:r>
-      <w:r>
-        <w:rPr>
-          <w:rFonts w:asciiTheme="majorHAnsi" w:hAnsiTheme="majorHAnsi"/>
-          <w:spacing w:val="14"/>
-          <w:sz w:val="20"/>
-        </w:rPr>
-        <w:t xml:space="preserve"> </w:t>
-      </w:r>
-      <w:r>
-        <w:rPr>
-          <w:rFonts w:asciiTheme="majorHAnsi" w:hAnsiTheme="majorHAnsi"/>
-          <w:sz w:val="20"/>
-        </w:rPr>
-        <w:t>collaborative</w:t>
-      </w:r>
-      <w:r>
-        <w:rPr>
-          <w:rFonts w:asciiTheme="majorHAnsi" w:hAnsiTheme="majorHAnsi"/>
-          <w:spacing w:val="15"/>
-          <w:sz w:val="20"/>
-        </w:rPr>
-        <w:t xml:space="preserve"> </w:t>
-      </w:r>
-      <w:r>
-        <w:rPr>
-          <w:rFonts w:asciiTheme="majorHAnsi" w:hAnsiTheme="majorHAnsi"/>
-          <w:sz w:val="20"/>
-        </w:rPr>
-        <w:t>project</w:t>
-      </w:r>
-      <w:r>
-        <w:rPr>
-          <w:rFonts w:asciiTheme="majorHAnsi" w:hAnsiTheme="majorHAnsi"/>
-          <w:spacing w:val="15"/>
-          <w:sz w:val="20"/>
-        </w:rPr>
-        <w:t xml:space="preserve"> </w:t>
-      </w:r>
-      <w:r>
-        <w:rPr>
-          <w:rFonts w:asciiTheme="majorHAnsi" w:hAnsiTheme="majorHAnsi"/>
-          <w:spacing w:val="-2"/>
-          <w:sz w:val="20"/>
-        </w:rPr>
-        <w:t>ideas.</w:t>
-      </w:r>
-    </w:p>
-    <w:p>
-      <w:pPr>
-        <w:pStyle w:val="ListParagraph"/>
-        <w:numPr>
-          <w:ilvl w:val="0"/>
-          <w:numId w:val="1"/>
-        </w:numPr>
+        <w:rPr>
+          <w:rFonts w:asciiTheme="majorHAnsi" w:hAnsiTheme="majorHAnsi"/>
+          <w:sz w:val="20"/>
+          <w:szCs w:val="20"/>
+        </w:rPr>
+      </w:pPr>
+    </w:p>
+    <w:p>
+      <w:pPr>
         <w:tabs>
           <w:tab w:val="left" w:pos="568"/>
         </w:tabs>
-        <w:ind w:left="568" w:hanging="216"/>
-        <w:rPr>
-          <w:rFonts w:asciiTheme="majorHAnsi" w:hAnsiTheme="majorHAnsi"/>
-          <w:sz w:val="20"/>
-        </w:rPr>
-      </w:pPr>
-      <w:r>
-        <w:rPr>
-          <w:rFonts w:asciiTheme="majorHAnsi" w:hAnsiTheme="majorHAnsi"/>
-          <w:sz w:val="20"/>
-        </w:rPr>
-        <w:t>Enabled</w:t>
-      </w:r>
-      <w:r>
-        <w:rPr>
-          <w:rFonts w:asciiTheme="majorHAnsi" w:hAnsiTheme="majorHAnsi"/>
-          <w:spacing w:val="3"/>
-          <w:sz w:val="20"/>
-        </w:rPr>
-        <w:t xml:space="preserve"> </w:t>
-      </w:r>
-      <w:r>
-        <w:rPr>
-          <w:rFonts w:asciiTheme="majorHAnsi" w:hAnsiTheme="majorHAnsi"/>
-          <w:sz w:val="20"/>
-        </w:rPr>
-        <w:t>real-time</w:t>
-      </w:r>
-      <w:r>
-        <w:rPr>
-          <w:rFonts w:asciiTheme="majorHAnsi" w:hAnsiTheme="majorHAnsi"/>
-          <w:spacing w:val="6"/>
-          <w:sz w:val="20"/>
-        </w:rPr>
-        <w:t xml:space="preserve"> </w:t>
-      </w:r>
-      <w:r>
-        <w:rPr>
-          <w:rFonts w:asciiTheme="majorHAnsi" w:hAnsiTheme="majorHAnsi"/>
-          <w:sz w:val="20"/>
-        </w:rPr>
-        <w:t>contributions</w:t>
-      </w:r>
-      <w:r>
-        <w:rPr>
-          <w:rFonts w:asciiTheme="majorHAnsi" w:hAnsiTheme="majorHAnsi"/>
-          <w:spacing w:val="6"/>
-          <w:sz w:val="20"/>
-        </w:rPr>
-        <w:t xml:space="preserve"> </w:t>
-      </w:r>
-      <w:r>
-        <w:rPr>
-          <w:rFonts w:asciiTheme="majorHAnsi" w:hAnsiTheme="majorHAnsi"/>
-          <w:sz w:val="20"/>
-        </w:rPr>
-        <w:t>by</w:t>
-      </w:r>
-      <w:r>
-        <w:rPr>
-          <w:rFonts w:asciiTheme="majorHAnsi" w:hAnsiTheme="majorHAnsi"/>
-          <w:spacing w:val="6"/>
-          <w:sz w:val="20"/>
-        </w:rPr>
-        <w:t xml:space="preserve"> </w:t>
-      </w:r>
-      <w:r>
-        <w:rPr>
-          <w:rFonts w:asciiTheme="majorHAnsi" w:hAnsiTheme="majorHAnsi"/>
-          <w:sz w:val="20"/>
-        </w:rPr>
-        <w:t>users</w:t>
-      </w:r>
-      <w:r>
-        <w:rPr>
-          <w:rFonts w:asciiTheme="majorHAnsi" w:hAnsiTheme="majorHAnsi"/>
-          <w:spacing w:val="5"/>
-          <w:sz w:val="20"/>
-        </w:rPr>
-        <w:t xml:space="preserve"> </w:t>
-      </w:r>
-      <w:r>
-        <w:rPr>
-          <w:rFonts w:asciiTheme="majorHAnsi" w:hAnsiTheme="majorHAnsi"/>
-          <w:sz w:val="20"/>
-        </w:rPr>
-        <w:t>with</w:t>
-      </w:r>
-      <w:r>
-        <w:rPr>
-          <w:rFonts w:asciiTheme="majorHAnsi" w:hAnsiTheme="majorHAnsi"/>
-          <w:spacing w:val="6"/>
-          <w:sz w:val="20"/>
-        </w:rPr>
-        <w:t xml:space="preserve"> </w:t>
-      </w:r>
-      <w:r>
-        <w:rPr>
-          <w:rFonts w:asciiTheme="majorHAnsi" w:hAnsiTheme="majorHAnsi"/>
-          <w:sz w:val="20"/>
-        </w:rPr>
-        <w:t>roles</w:t>
-      </w:r>
-      <w:r>
-        <w:rPr>
-          <w:rFonts w:asciiTheme="majorHAnsi" w:hAnsiTheme="majorHAnsi"/>
-          <w:spacing w:val="6"/>
-          <w:sz w:val="20"/>
-        </w:rPr>
-        <w:t xml:space="preserve"> </w:t>
-      </w:r>
-      <w:r>
-        <w:rPr>
-          <w:rFonts w:asciiTheme="majorHAnsi" w:hAnsiTheme="majorHAnsi"/>
-          <w:sz w:val="20"/>
-        </w:rPr>
-        <w:t>(initiators</w:t>
-      </w:r>
-      <w:r>
-        <w:rPr>
-          <w:rFonts w:asciiTheme="majorHAnsi" w:hAnsiTheme="majorHAnsi"/>
-          <w:spacing w:val="6"/>
-          <w:sz w:val="20"/>
-        </w:rPr>
-        <w:t xml:space="preserve"> </w:t>
-      </w:r>
-      <w:r>
-        <w:rPr>
-          <w:rFonts w:asciiTheme="majorHAnsi" w:hAnsiTheme="majorHAnsi"/>
-          <w:sz w:val="20"/>
-        </w:rPr>
-        <w:t>and</w:t>
-      </w:r>
-      <w:r>
-        <w:rPr>
-          <w:rFonts w:asciiTheme="majorHAnsi" w:hAnsiTheme="majorHAnsi"/>
-          <w:spacing w:val="5"/>
-          <w:sz w:val="20"/>
-        </w:rPr>
-        <w:t xml:space="preserve"> </w:t>
-      </w:r>
-      <w:r>
-        <w:rPr>
-          <w:rFonts w:asciiTheme="majorHAnsi" w:hAnsiTheme="majorHAnsi"/>
-          <w:sz w:val="20"/>
-        </w:rPr>
-        <w:t>collaborators),</w:t>
-      </w:r>
-      <w:r>
-        <w:rPr>
-          <w:rFonts w:asciiTheme="majorHAnsi" w:hAnsiTheme="majorHAnsi"/>
-          <w:spacing w:val="6"/>
-          <w:sz w:val="20"/>
-        </w:rPr>
-        <w:t xml:space="preserve"> </w:t>
-      </w:r>
-      <w:r>
-        <w:rPr>
-          <w:rFonts w:asciiTheme="majorHAnsi" w:hAnsiTheme="majorHAnsi"/>
-          <w:sz w:val="20"/>
-        </w:rPr>
-        <w:t>improving</w:t>
-      </w:r>
-      <w:r>
-        <w:rPr>
-          <w:rFonts w:asciiTheme="majorHAnsi" w:hAnsiTheme="majorHAnsi"/>
-          <w:spacing w:val="6"/>
-          <w:sz w:val="20"/>
-        </w:rPr>
-        <w:t xml:space="preserve"> </w:t>
-      </w:r>
-      <w:r>
-        <w:rPr>
-          <w:rFonts w:asciiTheme="majorHAnsi" w:hAnsiTheme="majorHAnsi"/>
-          <w:sz w:val="20"/>
-        </w:rPr>
-        <w:t>project</w:t>
-      </w:r>
-      <w:r>
-        <w:rPr>
-          <w:rFonts w:asciiTheme="majorHAnsi" w:hAnsiTheme="majorHAnsi"/>
-          <w:spacing w:val="6"/>
-          <w:sz w:val="20"/>
-        </w:rPr>
-        <w:t xml:space="preserve"> </w:t>
-      </w:r>
-      <w:r>
-        <w:rPr>
-          <w:rFonts w:asciiTheme="majorHAnsi" w:hAnsiTheme="majorHAnsi"/>
-          <w:sz w:val="20"/>
-        </w:rPr>
-        <w:t>idea</w:t>
-      </w:r>
-      <w:r>
-        <w:rPr>
-          <w:rFonts w:asciiTheme="majorHAnsi" w:hAnsiTheme="majorHAnsi"/>
-          <w:spacing w:val="6"/>
-          <w:sz w:val="20"/>
-        </w:rPr>
-        <w:t xml:space="preserve"> </w:t>
-      </w:r>
-      <w:r>
-        <w:rPr>
-          <w:rFonts w:asciiTheme="majorHAnsi" w:hAnsiTheme="majorHAnsi"/>
-          <w:spacing w:val="-2"/>
-          <w:sz w:val="20"/>
-        </w:rPr>
-        <w:t>exchange.</w:t>
-      </w:r>
+        <w:rPr>
+          <w:rFonts w:asciiTheme="majorHAnsi" w:hAnsiTheme="majorHAnsi"/>
+          <w:sz w:val="20"/>
+          <w:szCs w:val="20"/>
+        </w:rPr>
+      </w:pPr>
+    </w:p>
+    <w:p>
+      <w:pPr>
+        <w:tabs>
+          <w:tab w:val="left" w:pos="568"/>
+        </w:tabs>
+        <w:rPr>
+          <w:rFonts w:asciiTheme="majorHAnsi" w:hAnsiTheme="majorHAnsi"/>
+          <w:sz w:val="20"/>
+          <w:szCs w:val="20"/>
+        </w:rPr>
+      </w:pPr>
     </w:p>
     <w:p>
       <w:pPr>
@@ -3087,8 +1902,34 @@
         <w:ind w:left="0"/>
         <w:rPr>
           <w:rFonts w:asciiTheme="majorHAnsi" w:hAnsiTheme="majorHAnsi"/>
-        </w:rPr>
-      </w:pPr>
+          <w:color w:val="0D6D54"/>
+          <w:spacing w:val="-2"/>
+        </w:rPr>
+      </w:pPr>
+      <w:r>
+        <w:rPr>
+          <w:rFonts w:asciiTheme="majorHAnsi" w:hAnsiTheme="majorHAnsi"/>
+          <w:color w:val="0D6D54"/>
+          <w:spacing w:val="-2"/>
+        </w:rPr>
+        <w:t xml:space="preserve"> </w:t>
+      </w:r>
+      <w:r>
+        <w:rPr>
+          <w:rFonts w:asciiTheme="majorHAnsi" w:hAnsiTheme="majorHAnsi"/>
+          <w:color w:val="0D6D54"/>
+          <w:spacing w:val="-2"/>
+        </w:rPr>
+        <w:t>Skills</w:t>
+      </w:r>
+      <w:r>
+        <w:rPr>
+          <w:rFonts w:asciiTheme="majorHAnsi" w:hAnsiTheme="majorHAnsi"/>
+          <w:color w:val="0D6D54"/>
+          <w:spacing w:val="-2"/>
+        </w:rPr>
+        <w:t xml:space="preserve"> &amp; Tools</w:t>
+      </w:r>
       <w:r>
         <w:rPr>
           <w:rFonts w:asciiTheme="majorHAnsi" w:hAnsiTheme="majorHAnsi"/>
@@ -3097,7 +1938,7 @@
         <mc:AlternateContent>
           <mc:Choice Requires="wps">
             <w:drawing>
-              <wp:anchor distT="0" distB="0" distL="0" distR="0" simplePos="0" relativeHeight="15733248" behindDoc="0" locked="0" layoutInCell="1" allowOverlap="1" wp14:anchorId="15960CE5" wp14:editId="38796A42">
+              <wp:anchor distT="0" distB="0" distL="0" distR="0" simplePos="0" relativeHeight="251661312" behindDoc="0" locked="0" layoutInCell="1" allowOverlap="1" wp14:anchorId="1D87F245" wp14:editId="03661511">
                 <wp:simplePos x="0" y="0"/>
                 <wp:positionH relativeFrom="page">
                   <wp:posOffset>274320</wp:posOffset>
@@ -3161,7 +2002,7 @@
           </mc:Choice>
           <mc:Fallback>
             <w:pict>
-              <v:shape w14:anchorId="118A9CF6" id="Graphic 7" o:spid="_x0000_s1026" style="position:absolute;margin-left:21.6pt;margin-top:25.7pt;width:553.7pt;height:.1pt;z-index:15733248;visibility:visible;mso-wrap-style:square;mso-wrap-distance-left:0;mso-wrap-distance-top:0;mso-wrap-distance-right:0;mso-wrap-distance-bottom:0;mso-position-horizontal:absolute;mso-position-horizontal-relative:page;mso-position-vertical:absolute;mso-position-vertical-relative:text;v-text-anchor:top" coordsize="7031990,1270" o:gfxdata="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" path="m,l7031735,e" filled="f" strokecolor="#a06e0b" strokeweight=".14039mm">
+              <v:shape w14:anchorId="7281B334" id="Graphic 7" o:spid="_x0000_s1026" style="position:absolute;margin-left:21.6pt;margin-top:25.7pt;width:553.7pt;height:.1pt;z-index:251661312;visibility:visible;mso-wrap-style:square;mso-wrap-distance-left:0;mso-wrap-distance-top:0;mso-wrap-distance-right:0;mso-wrap-distance-bottom:0;mso-position-horizontal:absolute;mso-position-horizontal-relative:page;mso-position-vertical:absolute;mso-position-vertical-relative:text;v-text-anchor:top" coordsize="7031990,1270" o:gfxdata="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" path="m,l7031735,e" filled="f" strokecolor="#a06e0b" strokeweight=".14039mm">
                 <v:path arrowok="t"/>
                 <w10:wrap anchorx="page"/>
               </v:shape>
@@ -3169,30 +2010,6 @@
           </mc:Fallback>
         </mc:AlternateContent>
       </w:r>
-      <w:r>
-        <w:rPr>
-          <w:rFonts w:asciiTheme="majorHAnsi" w:hAnsiTheme="majorHAnsi"/>
-          <w:color w:val="0D6D54"/>
-          <w:spacing w:val="-2"/>
-        </w:rPr>
-        <w:t xml:space="preserve"> </w:t>
-      </w:r>
-      <w:r>
-        <w:rPr>
-          <w:rFonts w:asciiTheme="majorHAnsi" w:hAnsiTheme="majorHAnsi"/>
-          <w:color w:val="0D6D54"/>
-          <w:spacing w:val="-2"/>
-        </w:rPr>
-        <w:t>Skills</w:t>
-      </w:r>
-      <w:r>
-        <w:rPr>
-          <w:rFonts w:asciiTheme="majorHAnsi" w:hAnsiTheme="majorHAnsi"/>
-          <w:color w:val="0D6D54"/>
-          <w:spacing w:val="-2"/>
-        </w:rPr>
-        <w:t xml:space="preserve"> &amp; Tools</w:t>
-      </w:r>
     </w:p>
     <w:p>
       <w:pPr>
@@ -3222,6 +2039,13 @@
         <w:br/>
         <w:t>C, Java, JavaScript</w:t>
       </w:r>
+      <w:r>
+        <w:rPr>
+          <w:rFonts w:asciiTheme="majorHAnsi" w:hAnsiTheme="majorHAnsi"/>
+          <w:sz w:val="20"/>
+        </w:rPr>
+        <w:t>,</w:t>
+      </w:r>
     </w:p>
     <w:p>
       <w:pPr>
@@ -3249,30 +2073,7 @@
           <w:sz w:val="20"/>
         </w:rPr>
         <w:br/>
-        <w:t xml:space="preserve">HTML, CSS, React.js, Node.js, Express.js, Spring </w:t>
-      </w:r>
-      <w:proofErr w:type="gramStart"/>
-      <w:r>
-        <w:rPr>
-          <w:rFonts w:asciiTheme="majorHAnsi" w:hAnsiTheme="majorHAnsi"/>
-          <w:sz w:val="20"/>
-        </w:rPr>
-        <w:t>Boot</w:t>
-      </w:r>
-      <w:r>
-        <w:rPr>
-          <w:rFonts w:asciiTheme="majorHAnsi" w:hAnsiTheme="majorHAnsi"/>
-          <w:sz w:val="20"/>
-        </w:rPr>
-        <w:t xml:space="preserve"> ,</w:t>
-      </w:r>
-      <w:proofErr w:type="gramEnd"/>
-      <w:r>
-        <w:rPr>
-          <w:rFonts w:asciiTheme="majorHAnsi" w:hAnsiTheme="majorHAnsi"/>
-          <w:sz w:val="20"/>
-        </w:rPr>
-        <w:t xml:space="preserve"> Maven </w:t>
+        <w:t>HTML, CSS, React.js</w:t>
       </w:r>
     </w:p>
     <w:p>
@@ -3281,85 +2082,12 @@
           <w:tab w:val="left" w:pos="568"/>
         </w:tabs>
         <w:spacing w:before="48"/>
-        <w:rPr>
-          <w:rFonts w:asciiTheme="majorHAnsi" w:hAnsiTheme="majorHAnsi"/>
-          <w:sz w:val="20"/>
-        </w:rPr>
-      </w:pPr>
-      <w:r>
         <w:rPr>
           <w:rFonts w:asciiTheme="majorHAnsi" w:hAnsiTheme="majorHAnsi"/>
           <w:b/>
           <w:bCs/>
           <w:sz w:val="20"/>
         </w:rPr>
-        <w:t>Databases:</w:t>
-      </w:r>
-      <w:r>
-        <w:rPr>
-          <w:rFonts w:asciiTheme="majorHAnsi" w:hAnsiTheme="majorHAnsi"/>
-          <w:sz w:val="20"/>
-        </w:rPr>
-        <w:br/>
-        <w:t xml:space="preserve">MySQL, </w:t>
-      </w:r>
-      <w:proofErr w:type="gramStart"/>
-      <w:r>
-        <w:rPr>
-          <w:rFonts w:asciiTheme="majorHAnsi" w:hAnsiTheme="majorHAnsi"/>
-          <w:sz w:val="20"/>
-        </w:rPr>
-        <w:t>MongoDB</w:t>
-      </w:r>
-      <w:r>
-        <w:rPr>
-          <w:rFonts w:asciiTheme="majorHAnsi" w:hAnsiTheme="majorHAnsi"/>
-          <w:sz w:val="20"/>
-        </w:rPr>
-        <w:t xml:space="preserve"> ,</w:t>
-      </w:r>
-      <w:proofErr w:type="gramEnd"/>
-      <w:r>
-        <w:rPr>
-          <w:rFonts w:asciiTheme="majorHAnsi" w:hAnsiTheme="majorHAnsi"/>
-          <w:sz w:val="20"/>
-        </w:rPr>
-        <w:t xml:space="preserve"> </w:t>
-      </w:r>
-      <w:proofErr w:type="gramStart"/>
-      <w:r>
-        <w:rPr>
-          <w:rFonts w:asciiTheme="majorHAnsi" w:hAnsiTheme="majorHAnsi"/>
-          <w:sz w:val="20"/>
-        </w:rPr>
-        <w:t xml:space="preserve">PostgreSQL </w:t>
-      </w:r>
-      <w:r>
-        <w:rPr>
-          <w:rFonts w:asciiTheme="majorHAnsi" w:hAnsiTheme="majorHAnsi"/>
-          <w:sz w:val="20"/>
-        </w:rPr>
-        <w:t>,</w:t>
-      </w:r>
-      <w:proofErr w:type="gramEnd"/>
-      <w:r>
-        <w:rPr>
-          <w:rFonts w:asciiTheme="majorHAnsi" w:hAnsiTheme="majorHAnsi"/>
-          <w:sz w:val="20"/>
-        </w:rPr>
-        <w:t xml:space="preserve"> Redis</w:t>
-      </w:r>
-    </w:p>
-    <w:p>
-      <w:pPr>
-        <w:tabs>
-          <w:tab w:val="left" w:pos="568"/>
-        </w:tabs>
-        <w:spacing w:before="48"/>
-        <w:rPr>
-          <w:rFonts w:asciiTheme="majorHAnsi" w:hAnsiTheme="majorHAnsi"/>
-          <w:sz w:val="20"/>
-        </w:rPr>
       </w:pPr>
       <w:r>
         <w:rPr>
@@ -3368,6 +2096,103 @@
           <w:bCs/>
           <w:sz w:val="20"/>
         </w:rPr>
+        <w:t>Backend:</w:t>
+      </w:r>
+    </w:p>
+    <w:p>
+      <w:pPr>
+        <w:tabs>
+          <w:tab w:val="left" w:pos="568"/>
+        </w:tabs>
+        <w:spacing w:before="48"/>
+        <w:rPr>
+          <w:rFonts w:asciiTheme="majorHAnsi" w:hAnsiTheme="majorHAnsi"/>
+          <w:sz w:val="20"/>
+        </w:rPr>
+      </w:pPr>
+      <w:r>
+        <w:rPr>
+          <w:rFonts w:asciiTheme="majorHAnsi" w:hAnsiTheme="majorHAnsi"/>
+          <w:sz w:val="20"/>
+        </w:rPr>
+        <w:t>, Node.js, Express.js, Spring Boot</w:t>
+      </w:r>
+      <w:r>
+        <w:rPr>
+          <w:rFonts w:asciiTheme="majorHAnsi" w:hAnsiTheme="majorHAnsi"/>
+          <w:sz w:val="20"/>
+        </w:rPr>
+        <w:t>, Maven</w:t>
+      </w:r>
+      <w:r>
+        <w:rPr>
+          <w:rFonts w:asciiTheme="majorHAnsi" w:hAnsiTheme="majorHAnsi"/>
+          <w:sz w:val="20"/>
+        </w:rPr>
+        <w:t>, REST APIs, JWT Auth</w:t>
+      </w:r>
+    </w:p>
+    <w:p>
+      <w:pPr>
+        <w:tabs>
+          <w:tab w:val="left" w:pos="568"/>
+        </w:tabs>
+        <w:spacing w:before="48"/>
+        <w:rPr>
+          <w:rFonts w:asciiTheme="majorHAnsi" w:hAnsiTheme="majorHAnsi"/>
+          <w:sz w:val="20"/>
+        </w:rPr>
+      </w:pPr>
+      <w:r>
+        <w:rPr>
+          <w:rFonts w:asciiTheme="majorHAnsi" w:hAnsiTheme="majorHAnsi"/>
+          <w:b/>
+          <w:bCs/>
+          <w:sz w:val="20"/>
+        </w:rPr>
+        <w:t>Databases:</w:t>
+      </w:r>
+      <w:r>
+        <w:rPr>
+          <w:rFonts w:asciiTheme="majorHAnsi" w:hAnsiTheme="majorHAnsi"/>
+          <w:sz w:val="20"/>
+        </w:rPr>
+        <w:br/>
+        <w:t>MySQL, MongoDB</w:t>
+      </w:r>
+      <w:r>
+        <w:rPr>
+          <w:rFonts w:asciiTheme="majorHAnsi" w:hAnsiTheme="majorHAnsi"/>
+          <w:sz w:val="20"/>
+        </w:rPr>
+        <w:t xml:space="preserve">, </w:t>
+      </w:r>
+      <w:r>
+        <w:rPr>
+          <w:rFonts w:asciiTheme="majorHAnsi" w:hAnsiTheme="majorHAnsi"/>
+          <w:sz w:val="20"/>
+        </w:rPr>
+        <w:t xml:space="preserve">PostgreSQL </w:t>
+      </w:r>
+    </w:p>
+    <w:p>
+      <w:pPr>
+        <w:tabs>
+          <w:tab w:val="left" w:pos="568"/>
+        </w:tabs>
+        <w:spacing w:before="48"/>
+        <w:rPr>
+          <w:rFonts w:asciiTheme="majorHAnsi" w:hAnsiTheme="majorHAnsi"/>
+          <w:sz w:val="20"/>
+        </w:rPr>
+      </w:pPr>
+      <w:r>
+        <w:rPr>
+          <w:rFonts w:asciiTheme="majorHAnsi" w:hAnsiTheme="majorHAnsi"/>
+          <w:b/>
+          <w:bCs/>
+          <w:sz w:val="20"/>
+        </w:rPr>
         <w:t>Tools &amp; Technologies:</w:t>
       </w:r>
       <w:r>
@@ -3390,6 +2215,178 @@
           <w:sz w:val="20"/>
         </w:rPr>
       </w:pPr>
+    </w:p>
+    <w:p>
+      <w:pPr>
+        <w:pStyle w:val="Heading1"/>
+        <w:spacing w:before="197"/>
+        <w:ind w:left="0"/>
+        <w:rPr>
+          <w:rFonts w:asciiTheme="majorHAnsi" w:hAnsiTheme="majorHAnsi"/>
+          <w:color w:val="0D6D54"/>
+          <w:spacing w:val="-2"/>
+        </w:rPr>
+      </w:pPr>
+      <w:r>
+        <w:rPr>
+          <w:rFonts w:asciiTheme="majorHAnsi" w:hAnsiTheme="majorHAnsi"/>
+          <w:color w:val="0D6D54"/>
+          <w:spacing w:val="-2"/>
+        </w:rPr>
+        <w:t xml:space="preserve"> </w:t>
+      </w:r>
+      <w:r>
+        <w:rPr>
+          <w:rFonts w:asciiTheme="majorHAnsi" w:hAnsiTheme="majorHAnsi"/>
+          <w:color w:val="0D6D54"/>
+          <w:spacing w:val="-2"/>
+        </w:rPr>
+        <w:t>Skills &amp; Tools</w:t>
+      </w:r>
+      <w:r>
+        <w:rPr>
+          <w:rFonts w:asciiTheme="majorHAnsi" w:hAnsiTheme="majorHAnsi"/>
+          <w:noProof/>
+        </w:rPr>
+        <mc:AlternateContent>
+          <mc:Choice Requires="wps">
+            <w:drawing>
+              <wp:anchor distT="0" distB="0" distL="0" distR="0" simplePos="0" relativeHeight="251663360" behindDoc="0" locked="0" layoutInCell="1" allowOverlap="1" wp14:anchorId="622B160F" wp14:editId="29FA180A">
+                <wp:simplePos x="0" y="0"/>
+                <wp:positionH relativeFrom="page">
+                  <wp:posOffset>274320</wp:posOffset>
+                </wp:positionH>
+                <wp:positionV relativeFrom="paragraph">
+                  <wp:posOffset>326088</wp:posOffset>
+                </wp:positionV>
+                <wp:extent cx="7031990" cy="1270"/>
+                <wp:effectExtent l="0" t="0" r="0" b="0"/>
+                <wp:wrapNone/>
+                <wp:docPr id="1075198913" name="Graphic 7"/>
+                <wp:cNvGraphicFramePr>
+                  <a:graphicFrameLocks xmlns:a="http://schemas.openxmlformats.org/drawingml/2006/main"/>
+                </wp:cNvGraphicFramePr>
+                <a:graphic xmlns:a="http://schemas.openxmlformats.org/drawingml/2006/main">
+                  <a:graphicData uri="http://schemas.microsoft.com/office/word/2010/wordprocessingShape">
+                    <wps:wsp>
+                      <wps:cNvSpPr>
+                        <a:spLocks/>
+                      </wps:cNvSpPr>
+                      <wps:spPr>
+                        <a:xfrm>
+                          <a:off x="0" y="0"/>
+                          <a:ext cx="7031990" cy="1270"/>
+                        </a:xfrm>
+                        <a:custGeom>
+                          <a:avLst/>
+                          <a:gdLst/>
+                          <a:ahLst/>
+                          <a:cxnLst/>
+                          <a:rect l="l" t="t" r="r" b="b"/>
+                          <a:pathLst>
+                            <a:path w="7031990">
+                              <a:moveTo>
+                                <a:pt x="0" y="0"/>
+                              </a:moveTo>
+                              <a:lnTo>
+                                <a:pt x="7031735" y="0"/>
+                              </a:lnTo>
+                            </a:path>
+                          </a:pathLst>
+                        </a:custGeom>
+                        <a:ln w="5054">
+                          <a:solidFill>
+                            <a:srgbClr val="A06E0B"/>
+                          </a:solidFill>
+                          <a:prstDash val="solid"/>
+                        </a:ln>
+                      </wps:spPr>
+                      <wps:bodyPr wrap="square" lIns="0" tIns="0" rIns="0" bIns="0" rtlCol="0">
+                        <a:prstTxWarp prst="textNoShape">
+                          <a:avLst/>
+                        </a:prstTxWarp>
+                        <a:noAutofit/>
+                      </wps:bodyPr>
+                    </wps:wsp>
+                  </a:graphicData>
+                </a:graphic>
+              </wp:anchor>
+            </w:drawing>
+          </mc:Choice>
+          <mc:Fallback>
+            <w:pict>
+              <v:shape w14:anchorId="51F642E1" id="Graphic 7" o:spid="_x0000_s1026" style="position:absolute;margin-left:21.6pt;margin-top:25.7pt;width:553.7pt;height:.1pt;z-index:251663360;visibility:visible;mso-wrap-style:square;mso-wrap-distance-left:0;mso-wrap-distance-top:0;mso-wrap-distance-right:0;mso-wrap-distance-bottom:0;mso-position-horizontal:absolute;mso-position-horizontal-relative:page;mso-position-vertical:absolute;mso-position-vertical-relative:text;v-text-anchor:top" coordsize="7031990,1270" o:gfxdata="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" path="m,l7031735,e" filled="f" strokecolor="#a06e0b" strokeweight=".14039mm">
+                <v:path arrowok="t"/>
+                <w10:wrap anchorx="page"/>
+              </v:shape>
+            </w:pict>
+          </mc:Fallback>
+        </mc:AlternateContent>
+      </w:r>
+      <w:r>
+        <w:rPr>
+          <w:rFonts w:asciiTheme="majorHAnsi" w:hAnsiTheme="majorHAnsi"/>
+          <w:color w:val="0D6D54"/>
+          <w:spacing w:val="-2"/>
+        </w:rPr>
+        <w:t xml:space="preserve"> </w:t>
+      </w:r>
+    </w:p>
+    <w:p>
+      <w:pPr>
+        <w:pStyle w:val="Heading1"/>
+        <w:spacing w:before="197"/>
+        <w:ind w:left="0"/>
+        <w:rPr>
+          <w:rFonts w:asciiTheme="majorHAnsi" w:hAnsiTheme="majorHAnsi"/>
+          <w:b w:val="0"/>
+          <w:bCs w:val="0"/>
+          <w:color w:val="0D6D54"/>
+          <w:spacing w:val="-2"/>
+        </w:rPr>
+      </w:pPr>
+      <w:r>
+        <w:rPr>
+          <w:rFonts w:asciiTheme="majorHAnsi" w:hAnsiTheme="majorHAnsi"/>
+          <w:sz w:val="20"/>
+        </w:rPr>
+        <w:t>Language</w:t>
+      </w:r>
+      <w:r>
+        <w:rPr>
+          <w:rFonts w:asciiTheme="majorHAnsi" w:hAnsiTheme="majorHAnsi"/>
+          <w:sz w:val="20"/>
+        </w:rPr>
+        <w:t>:</w:t>
+      </w:r>
+      <w:r>
+        <w:rPr>
+          <w:rFonts w:asciiTheme="majorHAnsi" w:hAnsiTheme="majorHAnsi"/>
+          <w:sz w:val="20"/>
+        </w:rPr>
+        <w:t xml:space="preserve"> </w:t>
+      </w:r>
+      <w:r>
+        <w:rPr>
+          <w:rFonts w:asciiTheme="majorHAnsi" w:hAnsiTheme="majorHAnsi"/>
+          <w:b w:val="0"/>
+          <w:bCs w:val="0"/>
+          <w:sz w:val="20"/>
+        </w:rPr>
+        <w:t>Hindi, English, German</w:t>
+      </w:r>
+    </w:p>
+    <w:p>
+      <w:pPr>
+        <w:tabs>
+          <w:tab w:val="left" w:pos="568"/>
+        </w:tabs>
+        <w:spacing w:before="48"/>
+        <w:rPr>
+          <w:rFonts w:asciiTheme="majorHAnsi" w:hAnsiTheme="majorHAnsi"/>
+          <w:sz w:val="20"/>
+        </w:rPr>
+      </w:pPr>
       <w:r>
         <w:rPr>
           <w:rFonts w:asciiTheme="majorHAnsi" w:hAnsiTheme="majorHAnsi"/>
@@ -3402,10 +2399,18 @@
       <w:r>
         <w:rPr>
           <w:rFonts w:asciiTheme="majorHAnsi" w:hAnsiTheme="majorHAnsi"/>
-          <w:sz w:val="20"/>
-        </w:rPr>
-        <w:br/>
-        <w:t>Problem Solving, Time Management, Multitasking, Effective Communication, Team Collaboration</w:t>
+          <w:b/>
+          <w:bCs/>
+          <w:sz w:val="20"/>
+        </w:rPr>
+        <w:t xml:space="preserve"> </w:t>
+      </w:r>
+      <w:r>
+        <w:rPr>
+          <w:rFonts w:asciiTheme="majorHAnsi" w:hAnsiTheme="majorHAnsi"/>
+          <w:sz w:val="20"/>
+        </w:rPr>
+        <w:t xml:space="preserve">Team Player, Curious to learn new things </w:t>
       </w:r>
     </w:p>
     <w:p>
@@ -3415,9 +2420,26 @@
         </w:tabs>
         <w:spacing w:before="48"/>
         <w:rPr>
-          <w:sz w:val="20"/>
-        </w:rPr>
-      </w:pPr>
+          <w:rFonts w:asciiTheme="majorHAnsi" w:hAnsiTheme="majorHAnsi"/>
+          <w:sz w:val="20"/>
+        </w:rPr>
+      </w:pPr>
+      <w:r>
+        <w:rPr>
+          <w:rFonts w:asciiTheme="majorHAnsi" w:hAnsiTheme="majorHAnsi"/>
+          <w:b/>
+          <w:bCs/>
+          <w:sz w:val="20"/>
+        </w:rPr>
+        <w:t xml:space="preserve">Interests: </w:t>
+      </w:r>
+      <w:r>
+        <w:rPr>
+          <w:rFonts w:asciiTheme="majorHAnsi" w:hAnsiTheme="majorHAnsi"/>
+          <w:sz w:val="20"/>
+        </w:rPr>
+        <w:t xml:space="preserve">Travel and Art </w:t>
+      </w:r>
     </w:p>
     <w:sectPr>
       <w:type w:val="continuous"/>
@@ -4993,6 +4015,7 @@
   <w:style w:type="paragraph" w:styleId="Heading1">
     <w:name w:val="heading 1"/>
     <w:basedOn w:val="Normal"/>
+    <w:link w:val="Heading1Char"/>
     <w:uiPriority w:val="9"/>
     <w:qFormat/>
     <w:pPr>
@@ -5028,7 +4051,6 @@
   <w:style w:type="character" w:default="1" w:styleId="DefaultParagraphFont">
     <w:name w:val="Default Paragraph Font"/>
     <w:uiPriority w:val="1"/>
-    <w:semiHidden/>
     <w:unhideWhenUsed/>
   </w:style>
   <w:style w:type="table" w:default="1" w:styleId="TableNormal">
@@ -5141,6 +4163,20 @@
     <w:rPr>
       <w:b/>
       <w:bCs/>
+    </w:rPr>
+  </w:style>
+  <w:style w:type="character" w:customStyle="1" w:styleId="Heading1Char">
+    <w:name w:val="Heading 1 Char"/>
+    <w:basedOn w:val="DefaultParagraphFont"/>
+    <w:link w:val="Heading1"/>
+    <w:uiPriority w:val="9"/>
+    <w:rsid w:val="005404A2"/>
+    <w:rPr>
+      <w:rFonts w:ascii="Cambria" w:eastAsia="Cambria" w:hAnsi="Cambria" w:cs="Cambria"/>
+      <w:b/>
+      <w:bCs/>
+      <w:sz w:val="24"/>
+      <w:szCs w:val="24"/>
     </w:rPr>
   </w:style>
 </w:styles>
